--- a/manuscript/tmis_manuscript.docx
+++ b/manuscript/tmis_manuscript.docx
@@ -13603,7 +13603,542 @@
         <w:t xml:space="preserve">,</w:t>
       </w:r>
       <w:r>
-        <w:t xml:space="preserve">171 seconds at 70, 160, and 410 million parameters), but ACT’s time grows faster (29, 168, and 815 seconds). We have not isolated the reason. A plausible one is that the implementation solves several linear systems per module in every layer, which may grow faster with width than gradient training does, but we did not test this. The effect is a property of our implementation rather than of the method, and a cheaper implementation would shift the boundary of the useful range. It shows, however, that a transfer method’s gain and its cost have to be measured at the scale at which it will be used. The 410-million run is a single upgrade with a single seed, and its drift (0.46) is lower than that of the 160-million run it is compared with (0.60).</w:t>
+        <w:t xml:space="preserve">171 seconds at 70, 160, and 410 million parameters), but ACT’s time grows faster (29, 168, and 815 seconds). To see where the time goes, we profiled ACT on untrained adapters, whose cost is the same as that of trained ones (Table 7).</w:t>
+      </w:r>
+      <w:r>
+        <w:t xml:space="preserve"> </w:t>
+      </w:r>
+      <w:r>
+        <w:t xml:space="preserve">Contrary to our first guess, the linear solves are not the main cost: they take 11% to 14% of ACT’s time at every size. The largest component, and the one that grows fastest, is the forward passes that capture module inputs (39%, 51%, and 60% of the time). ACT corrects the layers in order from the input side, and for each layer it runs both models from the input up to that layer, so the number of layer passes grows with the square of the depth. Relative to 70 million parameters, the layer-pass count multiplied by the squared layer width predicts growth of 8.4 and 57 times; the measured forward time grew by 8.4 and 35 times. The prediction matches at 160 million parameters and overshoots at 410 million, perhaps because larger matrix products run more efficiently on the CPU, a point we did not test.</w:t>
+      </w:r>
+      <w:r>
+        <w:t xml:space="preserve"> </w:t>
+      </w:r>
+      <w:r>
+        <w:t xml:space="preserve">Retraining, in contrast, passes through each layer once per step, so its cost grows roughly with depth rather than with its square. Of the 787 seconds added between 70 and 410 million parameters, forward passes account for 61%, Gram-matrix accumulation and other work for 26%, and the solves for 13%.</w:t>
+      </w:r>
+    </w:p>
+    <w:p>
+      <w:pPr>
+        <w:pStyle w:val="TableCaption"/>
+      </w:pPr>
+      <w:r>
+        <w:t xml:space="preserve">Profile of ACT on untrained adapters (Pythia, CPU, four threads). The totals differ from the ACT times of the full runs by up to 38%.</w:t>
+      </w:r>
+    </w:p>
+    <w:tbl>
+      <w:tblPr>
+        <w:tblStyle w:val="Table"/>
+        <w:tblW w:type="dxa" w:w="9360"/>
+        <w:tblLook w:firstRow="1" w:lastRow="0" w:firstColumn="0" w:lastColumn="0" w:noHBand="0" w:noVBand="0" w:val="0020"/>
+        <w:jc w:val="start"/>
+        <w:tblCaption w:val="Profile of ACT on untrained adapters (Pythia, CPU, four threads). The totals differ from the ACT times of the full runs by up to 38%."/>
+        <w:tblLayout w:type="fixed"/>
+        <w:tblBorders>
+          <w:top w:val="single" w:sz="12" w:color="000000"/>
+          <w:bottom w:val="single" w:sz="12" w:color="000000"/>
+        </w:tblBorders>
+      </w:tblPr>
+      <w:tblGrid>
+        <w:gridCol w:w="3456"/>
+        <w:gridCol w:w="1180"/>
+        <w:gridCol w:w="1180"/>
+        <w:gridCol w:w="1180"/>
+        <w:gridCol w:w="1180"/>
+        <w:gridCol w:w="1180"/>
+      </w:tblGrid>
+      <w:tr>
+        <w:trPr>
+          <w:tblHeader w:val="true"/>
+        </w:trPr>
+        <w:tc>
+          <w:tcPr>
+            <w:tcW w:type="dxa" w:w="3456"/>
+            <w:tcBorders>
+              <w:bottom w:val="single" w:sz="6" w:color="000000"/>
+            </w:tcBorders>
+          </w:tcPr>
+          <w:p>
+            <w:pPr>
+              <w:pStyle w:val="Compact"/>
+              <w:spacing w:line="240" w:lineRule="auto"/>
+              <w:jc w:val="left"/>
+            </w:pPr>
+            <w:r>
+              <w:rPr>
+                <w:rFonts w:ascii="Times New Roman" w:hAnsi="Times New Roman"/>
+                <w:sz w:val="20"/>
+              </w:rPr>
+              <w:t xml:space="preserve">Model</w:t>
+            </w:r>
+          </w:p>
+        </w:tc>
+        <w:tc>
+          <w:tcPr>
+            <w:tcW w:type="dxa" w:w="1181"/>
+            <w:tcBorders>
+              <w:bottom w:val="single" w:sz="6" w:color="000000"/>
+            </w:tcBorders>
+          </w:tcPr>
+          <w:p>
+            <w:pPr>
+              <w:pStyle w:val="Compact"/>
+              <w:spacing w:line="240" w:lineRule="auto"/>
+              <w:jc w:val="center"/>
+            </w:pPr>
+            <w:r>
+              <w:rPr>
+                <w:rFonts w:ascii="Times New Roman" w:hAnsi="Times New Roman"/>
+                <w:sz w:val="20"/>
+              </w:rPr>
+              <w:t xml:space="preserve">Layers</w:t>
+            </w:r>
+          </w:p>
+        </w:tc>
+        <w:tc>
+          <w:tcPr>
+            <w:tcW w:type="dxa" w:w="1181"/>
+            <w:tcBorders>
+              <w:bottom w:val="single" w:sz="6" w:color="000000"/>
+            </w:tcBorders>
+          </w:tcPr>
+          <w:p>
+            <w:pPr>
+              <w:pStyle w:val="Compact"/>
+              <w:spacing w:line="240" w:lineRule="auto"/>
+              <w:jc w:val="center"/>
+            </w:pPr>
+            <w:r>
+              <w:rPr>
+                <w:rFonts w:ascii="Times New Roman" w:hAnsi="Times New Roman"/>
+                <w:sz w:val="20"/>
+              </w:rPr>
+              <w:t xml:space="preserve">Total (s)</w:t>
+            </w:r>
+          </w:p>
+        </w:tc>
+        <w:tc>
+          <w:tcPr>
+            <w:tcW w:type="dxa" w:w="1181"/>
+            <w:tcBorders>
+              <w:bottom w:val="single" w:sz="6" w:color="000000"/>
+            </w:tcBorders>
+          </w:tcPr>
+          <w:p>
+            <w:pPr>
+              <w:pStyle w:val="Compact"/>
+              <w:spacing w:line="240" w:lineRule="auto"/>
+              <w:jc w:val="center"/>
+            </w:pPr>
+            <w:r>
+              <w:rPr>
+                <w:rFonts w:ascii="Times New Roman" w:hAnsi="Times New Roman"/>
+                <w:sz w:val="20"/>
+              </w:rPr>
+              <w:t xml:space="preserve">Forward passes</w:t>
+            </w:r>
+          </w:p>
+        </w:tc>
+        <w:tc>
+          <w:tcPr>
+            <w:tcW w:type="dxa" w:w="1181"/>
+            <w:tcBorders>
+              <w:bottom w:val="single" w:sz="6" w:color="000000"/>
+            </w:tcBorders>
+          </w:tcPr>
+          <w:p>
+            <w:pPr>
+              <w:pStyle w:val="Compact"/>
+              <w:spacing w:line="240" w:lineRule="auto"/>
+              <w:jc w:val="center"/>
+            </w:pPr>
+            <w:r>
+              <w:rPr>
+                <w:rFonts w:ascii="Times New Roman" w:hAnsi="Times New Roman"/>
+                <w:sz w:val="20"/>
+              </w:rPr>
+              <w:t xml:space="preserve">Linear solves</w:t>
+            </w:r>
+          </w:p>
+        </w:tc>
+        <w:tc>
+          <w:tcPr>
+            <w:tcW w:type="dxa" w:w="1181"/>
+            <w:tcBorders>
+              <w:bottom w:val="single" w:sz="6" w:color="000000"/>
+            </w:tcBorders>
+          </w:tcPr>
+          <w:p>
+            <w:pPr>
+              <w:pStyle w:val="Compact"/>
+              <w:spacing w:line="240" w:lineRule="auto"/>
+              <w:jc w:val="center"/>
+            </w:pPr>
+            <w:r>
+              <w:rPr>
+                <w:rFonts w:ascii="Times New Roman" w:hAnsi="Times New Roman"/>
+                <w:sz w:val="20"/>
+              </w:rPr>
+              <w:t xml:space="preserve">Gram matrices, other</w:t>
+            </w:r>
+          </w:p>
+        </w:tc>
+      </w:tr>
+      <w:tr>
+        <w:tc>
+          <w:tcPr>
+            <w:tcW w:type="dxa" w:w="3456"/>
+          </w:tcPr>
+          <w:p>
+            <w:pPr>
+              <w:pStyle w:val="Compact"/>
+              <w:spacing w:line="240" w:lineRule="auto"/>
+              <w:jc w:val="left"/>
+            </w:pPr>
+            <w:r>
+              <w:rPr>
+                <w:rFonts w:ascii="Times New Roman" w:hAnsi="Times New Roman"/>
+                <w:sz w:val="20"/>
+              </w:rPr>
+              <w:t xml:space="preserve">70M</w:t>
+            </w:r>
+          </w:p>
+        </w:tc>
+        <w:tc>
+          <w:tcPr>
+            <w:tcW w:type="dxa" w:w="1181"/>
+          </w:tcPr>
+          <w:p>
+            <w:pPr>
+              <w:pStyle w:val="Compact"/>
+              <w:spacing w:line="240" w:lineRule="auto"/>
+              <w:jc w:val="center"/>
+            </w:pPr>
+            <w:r>
+              <w:rPr>
+                <w:rFonts w:ascii="Times New Roman" w:hAnsi="Times New Roman"/>
+                <w:sz w:val="20"/>
+              </w:rPr>
+              <w:t xml:space="preserve">6</w:t>
+            </w:r>
+          </w:p>
+        </w:tc>
+        <w:tc>
+          <w:tcPr>
+            <w:tcW w:type="dxa" w:w="1181"/>
+          </w:tcPr>
+          <w:p>
+            <w:pPr>
+              <w:pStyle w:val="Compact"/>
+              <w:spacing w:line="240" w:lineRule="auto"/>
+              <w:jc w:val="center"/>
+            </w:pPr>
+            <w:r>
+              <w:rPr>
+                <w:rFonts w:ascii="Times New Roman" w:hAnsi="Times New Roman"/>
+                <w:sz w:val="20"/>
+              </w:rPr>
+              <w:t xml:space="preserve">36</w:t>
+            </w:r>
+          </w:p>
+        </w:tc>
+        <w:tc>
+          <w:tcPr>
+            <w:tcW w:type="dxa" w:w="1181"/>
+          </w:tcPr>
+          <w:p>
+            <w:pPr>
+              <w:pStyle w:val="Compact"/>
+              <w:spacing w:line="240" w:lineRule="auto"/>
+              <w:jc w:val="center"/>
+            </w:pPr>
+            <w:r>
+              <w:rPr>
+                <w:rFonts w:ascii="Times New Roman" w:hAnsi="Times New Roman"/>
+                <w:sz w:val="20"/>
+              </w:rPr>
+              <w:t xml:space="preserve">14 (39%)</w:t>
+            </w:r>
+          </w:p>
+        </w:tc>
+        <w:tc>
+          <w:tcPr>
+            <w:tcW w:type="dxa" w:w="1181"/>
+          </w:tcPr>
+          <w:p>
+            <w:pPr>
+              <w:pStyle w:val="Compact"/>
+              <w:spacing w:line="240" w:lineRule="auto"/>
+              <w:jc w:val="center"/>
+            </w:pPr>
+            <w:r>
+              <w:rPr>
+                <w:rFonts w:ascii="Times New Roman" w:hAnsi="Times New Roman"/>
+                <w:sz w:val="20"/>
+              </w:rPr>
+              <w:t xml:space="preserve">5 (14%)</w:t>
+            </w:r>
+          </w:p>
+        </w:tc>
+        <w:tc>
+          <w:tcPr>
+            <w:tcW w:type="dxa" w:w="1181"/>
+          </w:tcPr>
+          <w:p>
+            <w:pPr>
+              <w:pStyle w:val="Compact"/>
+              <w:spacing w:line="240" w:lineRule="auto"/>
+              <w:jc w:val="center"/>
+            </w:pPr>
+            <w:r>
+              <w:rPr>
+                <w:rFonts w:ascii="Times New Roman" w:hAnsi="Times New Roman"/>
+                <w:sz w:val="20"/>
+              </w:rPr>
+              <w:t xml:space="preserve">17 (47%)</w:t>
+            </w:r>
+          </w:p>
+        </w:tc>
+      </w:tr>
+      <w:tr>
+        <w:tc>
+          <w:tcPr>
+            <w:tcW w:type="dxa" w:w="3456"/>
+          </w:tcPr>
+          <w:p>
+            <w:pPr>
+              <w:pStyle w:val="Compact"/>
+              <w:spacing w:line="240" w:lineRule="auto"/>
+              <w:jc w:val="left"/>
+            </w:pPr>
+            <w:r>
+              <w:rPr>
+                <w:rFonts w:ascii="Times New Roman" w:hAnsi="Times New Roman"/>
+                <w:sz w:val="20"/>
+              </w:rPr>
+              <w:t xml:space="preserve">160M</w:t>
+            </w:r>
+          </w:p>
+        </w:tc>
+        <w:tc>
+          <w:tcPr>
+            <w:tcW w:type="dxa" w:w="1181"/>
+          </w:tcPr>
+          <w:p>
+            <w:pPr>
+              <w:pStyle w:val="Compact"/>
+              <w:spacing w:line="240" w:lineRule="auto"/>
+              <w:jc w:val="center"/>
+            </w:pPr>
+            <w:r>
+              <w:rPr>
+                <w:rFonts w:ascii="Times New Roman" w:hAnsi="Times New Roman"/>
+                <w:sz w:val="20"/>
+              </w:rPr>
+              <w:t xml:space="preserve">12</w:t>
+            </w:r>
+          </w:p>
+        </w:tc>
+        <w:tc>
+          <w:tcPr>
+            <w:tcW w:type="dxa" w:w="1181"/>
+          </w:tcPr>
+          <w:p>
+            <w:pPr>
+              <w:pStyle w:val="Compact"/>
+              <w:spacing w:line="240" w:lineRule="auto"/>
+              <w:jc w:val="center"/>
+            </w:pPr>
+            <w:r>
+              <w:rPr>
+                <w:rFonts w:ascii="Times New Roman" w:hAnsi="Times New Roman"/>
+                <w:sz w:val="20"/>
+              </w:rPr>
+              <w:t xml:space="preserve">232</w:t>
+            </w:r>
+          </w:p>
+        </w:tc>
+        <w:tc>
+          <w:tcPr>
+            <w:tcW w:type="dxa" w:w="1181"/>
+          </w:tcPr>
+          <w:p>
+            <w:pPr>
+              <w:pStyle w:val="Compact"/>
+              <w:spacing w:line="240" w:lineRule="auto"/>
+              <w:jc w:val="center"/>
+            </w:pPr>
+            <w:r>
+              <w:rPr>
+                <w:rFonts w:ascii="Times New Roman" w:hAnsi="Times New Roman"/>
+                <w:sz w:val="20"/>
+              </w:rPr>
+              <w:t xml:space="preserve">118 (51%)</w:t>
+            </w:r>
+          </w:p>
+        </w:tc>
+        <w:tc>
+          <w:tcPr>
+            <w:tcW w:type="dxa" w:w="1181"/>
+          </w:tcPr>
+          <w:p>
+            <w:pPr>
+              <w:pStyle w:val="Compact"/>
+              <w:spacing w:line="240" w:lineRule="auto"/>
+              <w:jc w:val="center"/>
+            </w:pPr>
+            <w:r>
+              <w:rPr>
+                <w:rFonts w:ascii="Times New Roman" w:hAnsi="Times New Roman"/>
+                <w:sz w:val="20"/>
+              </w:rPr>
+              <w:t xml:space="preserve">26 (11%)</w:t>
+            </w:r>
+          </w:p>
+        </w:tc>
+        <w:tc>
+          <w:tcPr>
+            <w:tcW w:type="dxa" w:w="1181"/>
+          </w:tcPr>
+          <w:p>
+            <w:pPr>
+              <w:pStyle w:val="Compact"/>
+              <w:spacing w:line="240" w:lineRule="auto"/>
+              <w:jc w:val="center"/>
+            </w:pPr>
+            <w:r>
+              <w:rPr>
+                <w:rFonts w:ascii="Times New Roman" w:hAnsi="Times New Roman"/>
+                <w:sz w:val="20"/>
+              </w:rPr>
+              <w:t xml:space="preserve">88 (38%)</w:t>
+            </w:r>
+          </w:p>
+        </w:tc>
+      </w:tr>
+      <w:tr>
+        <w:tc>
+          <w:tcPr>
+            <w:tcW w:type="dxa" w:w="3456"/>
+          </w:tcPr>
+          <w:p>
+            <w:pPr>
+              <w:pStyle w:val="Compact"/>
+              <w:spacing w:line="240" w:lineRule="auto"/>
+              <w:jc w:val="left"/>
+            </w:pPr>
+            <w:r>
+              <w:rPr>
+                <w:rFonts w:ascii="Times New Roman" w:hAnsi="Times New Roman"/>
+                <w:sz w:val="20"/>
+              </w:rPr>
+              <w:t xml:space="preserve">410M</w:t>
+            </w:r>
+          </w:p>
+        </w:tc>
+        <w:tc>
+          <w:tcPr>
+            <w:tcW w:type="dxa" w:w="1181"/>
+          </w:tcPr>
+          <w:p>
+            <w:pPr>
+              <w:pStyle w:val="Compact"/>
+              <w:spacing w:line="240" w:lineRule="auto"/>
+              <w:jc w:val="center"/>
+            </w:pPr>
+            <w:r>
+              <w:rPr>
+                <w:rFonts w:ascii="Times New Roman" w:hAnsi="Times New Roman"/>
+                <w:sz w:val="20"/>
+              </w:rPr>
+              <w:t xml:space="preserve">24</w:t>
+            </w:r>
+          </w:p>
+        </w:tc>
+        <w:tc>
+          <w:tcPr>
+            <w:tcW w:type="dxa" w:w="1181"/>
+          </w:tcPr>
+          <w:p>
+            <w:pPr>
+              <w:pStyle w:val="Compact"/>
+              <w:spacing w:line="240" w:lineRule="auto"/>
+              <w:jc w:val="center"/>
+            </w:pPr>
+            <w:r>
+              <w:rPr>
+                <w:rFonts w:ascii="Times New Roman" w:hAnsi="Times New Roman"/>
+                <w:sz w:val="20"/>
+              </w:rPr>
+              <w:t xml:space="preserve">823</w:t>
+            </w:r>
+          </w:p>
+        </w:tc>
+        <w:tc>
+          <w:tcPr>
+            <w:tcW w:type="dxa" w:w="1181"/>
+          </w:tcPr>
+          <w:p>
+            <w:pPr>
+              <w:pStyle w:val="Compact"/>
+              <w:spacing w:line="240" w:lineRule="auto"/>
+              <w:jc w:val="center"/>
+            </w:pPr>
+            <w:r>
+              <w:rPr>
+                <w:rFonts w:ascii="Times New Roman" w:hAnsi="Times New Roman"/>
+                <w:sz w:val="20"/>
+              </w:rPr>
+              <w:t xml:space="preserve">494 (60%)</w:t>
+            </w:r>
+          </w:p>
+        </w:tc>
+        <w:tc>
+          <w:tcPr>
+            <w:tcW w:type="dxa" w:w="1181"/>
+          </w:tcPr>
+          <w:p>
+            <w:pPr>
+              <w:pStyle w:val="Compact"/>
+              <w:spacing w:line="240" w:lineRule="auto"/>
+              <w:jc w:val="center"/>
+            </w:pPr>
+            <w:r>
+              <w:rPr>
+                <w:rFonts w:ascii="Times New Roman" w:hAnsi="Times New Roman"/>
+                <w:sz w:val="20"/>
+              </w:rPr>
+              <w:t xml:space="preserve">108 (13%)</w:t>
+            </w:r>
+          </w:p>
+        </w:tc>
+        <w:tc>
+          <w:tcPr>
+            <w:tcW w:type="dxa" w:w="1181"/>
+          </w:tcPr>
+          <w:p>
+            <w:pPr>
+              <w:pStyle w:val="Compact"/>
+              <w:spacing w:line="240" w:lineRule="auto"/>
+              <w:jc w:val="center"/>
+            </w:pPr>
+            <w:r>
+              <w:rPr>
+                <w:rFonts w:ascii="Times New Roman" w:hAnsi="Times New Roman"/>
+                <w:sz w:val="20"/>
+              </w:rPr>
+              <w:t xml:space="preserve">220 (27%)</w:t>
+            </w:r>
+          </w:p>
+        </w:tc>
+      </w:tr>
+    </w:tbl>
+    <w:p>
+      <w:pPr>
+        <w:pStyle w:val="BodyText"/>
+      </w:pPr>
+      <w:r>
+        <w:t xml:space="preserve">The effect is a property of our implementation rather than of the method. Caching the corrected hidden states from layer to layer would remove the repeated passes; we did not implement this, so we cannot say how much it would reduce the cost ratio. The result does show that a transfer method’s gain and its cost have to be measured at the scale at which it will be used. The 410-million run is a single upgrade with a single seed, and its drift (0.46) is lower than that of the 160-million run it is compared with (0.60).</w:t>
       </w:r>
     </w:p>
     <w:bookmarkEnd w:id="26"/>
@@ -14427,7 +14962,7 @@
         <w:pStyle w:val="BodyText"/>
       </w:pPr>
       <w:r>
-        <w:t xml:space="preserve">In simulation ACT keeps a gain of 0.05 to 0.33 under both upgrade types and every task overlap (Table 7), so neither the upgrade type nor the task mismatch explains the exception. Calibrating on prompt and answer tokens leaves ACT level with copy on the smallest Pythia upgrade (</w:t>
+        <w:t xml:space="preserve">In simulation ACT keeps a gain of 0.05 to 0.33 under both upgrade types and every task overlap (Table 8), so neither the upgrade type nor the task mismatch explains the exception. Calibrating on prompt and answer tokens leaves ACT level with copy on the smallest Pythia upgrade (</w:t>
       </w:r>
       <m:oMath>
         <m:sSub>
@@ -16541,7 +17076,7 @@
         <w:t xml:space="preserve"> </w:t>
       </w:r>
       <w:r>
-        <w:t xml:space="preserve">Third, the instruction-tuned pair is an unexplained exception, and we cannot say whether it reflects the upgrade type, the model scale, or something else. The rise of ACT’s relative compute cost with model size is also unexplained, and may reflect our implementation. Fourth, ACT’s gain rises steadily with upgrade size, but it covers ACT’s measured cost only at the largest upgrade, with the next largest narrowly short; the boundary lies between drifts of 0.56 and 0.60 for this implementation and cost, and it would move with a cheaper or better method. Fifth, value follows a stylized diffusion, and recovery is treated as known at the start of an epoch, whereas in</w:t>
+        <w:t xml:space="preserve">Third, the instruction-tuned pair is an unexplained exception, and we cannot say whether it reflects the upgrade type, the model scale, or something else. ACT’s relative compute cost rises with model size mainly because of repeated forward passes in our implementation (Section 7); we did not test whether caching removes the effect. Fourth, ACT’s gain rises steadily with upgrade size, but it covers ACT’s measured cost only at the largest upgrade, with the next largest narrowly short; the boundary lies between drifts of 0.56 and 0.60 for this implementation and cost, and it would move with a cheaper or better method. Fifth, value follows a stylized diffusion, and recovery is treated as known at the start of an epoch, whereas in</w:t>
       </w:r>
       <w:r>
         <w:t xml:space="preserve"> </w:t>

--- a/manuscript/tmis_manuscript.docx
+++ b/manuscript/tmis_manuscript.docx
@@ -1563,13 +1563,7 @@
         <w:t xml:space="preserve"> </w:t>
       </w:r>
       <w:r>
-        <w:t xml:space="preserve">parameters,</w:t>
-      </w:r>
-      <w:r>
-        <w:t xml:space="preserve"> </w:t>
-      </w:r>
-      <w:r>
-        <w:t xml:space="preserve">but</w:t>
+        <w:t xml:space="preserve">parameters.</w:t>
       </w:r>
       <w:r>
         <w:t xml:space="preserve"> </w:t>
@@ -1611,7 +1605,7 @@
         <w:t xml:space="preserve"> </w:t>
       </w:r>
       <w:r>
-        <w:t xml:space="preserve">rises</w:t>
+        <w:t xml:space="preserve">rose</w:t>
       </w:r>
       <w:r>
         <w:t xml:space="preserve"> </w:t>
@@ -1641,6 +1635,24 @@
         <w:t xml:space="preserve"> </w:t>
       </w:r>
       <w:r>
+        <w:t xml:space="preserve">with</w:t>
+      </w:r>
+      <w:r>
+        <w:t xml:space="preserve"> </w:t>
+      </w:r>
+      <w:r>
+        <w:t xml:space="preserve">model</w:t>
+      </w:r>
+      <w:r>
+        <w:t xml:space="preserve"> </w:t>
+      </w:r>
+      <w:r>
+        <w:t xml:space="preserve">size</w:t>
+      </w:r>
+      <w:r>
+        <w:t xml:space="preserve"> </w:t>
+      </w:r>
+      <w:r>
         <w:t xml:space="preserve">in</w:t>
       </w:r>
       <w:r>
@@ -1653,7 +1665,133 @@
         <w:t xml:space="preserve"> </w:t>
       </w:r>
       <w:r>
-        <w:t xml:space="preserve">implementation,</w:t>
+        <w:t xml:space="preserve">first</w:t>
+      </w:r>
+      <w:r>
+        <w:t xml:space="preserve"> </w:t>
+      </w:r>
+      <w:r>
+        <w:t xml:space="preserve">implementation;</w:t>
+      </w:r>
+      <w:r>
+        <w:t xml:space="preserve"> </w:t>
+      </w:r>
+      <w:r>
+        <w:t xml:space="preserve">caching</w:t>
+      </w:r>
+      <w:r>
+        <w:t xml:space="preserve"> </w:t>
+      </w:r>
+      <w:r>
+        <w:t xml:space="preserve">layer</w:t>
+      </w:r>
+      <w:r>
+        <w:t xml:space="preserve"> </w:t>
+      </w:r>
+      <w:r>
+        <w:t xml:space="preserve">inputs,</w:t>
+      </w:r>
+      <w:r>
+        <w:t xml:space="preserve"> </w:t>
+      </w:r>
+      <w:r>
+        <w:t xml:space="preserve">which</w:t>
+      </w:r>
+      <w:r>
+        <w:t xml:space="preserve"> </w:t>
+      </w:r>
+      <w:r>
+        <w:t xml:space="preserve">leaves</w:t>
+      </w:r>
+      <w:r>
+        <w:t xml:space="preserve"> </w:t>
+      </w:r>
+      <w:r>
+        <w:t xml:space="preserve">its</w:t>
+      </w:r>
+      <w:r>
+        <w:t xml:space="preserve"> </w:t>
+      </w:r>
+      <w:r>
+        <w:t xml:space="preserve">output</w:t>
+      </w:r>
+      <w:r>
+        <w:t xml:space="preserve"> </w:t>
+      </w:r>
+      <w:r>
+        <w:t xml:space="preserve">unchanged,</w:t>
+      </w:r>
+      <w:r>
+        <w:t xml:space="preserve"> </w:t>
+      </w:r>
+      <w:r>
+        <w:t xml:space="preserve">lowers</w:t>
+      </w:r>
+      <w:r>
+        <w:t xml:space="preserve"> </w:t>
+      </w:r>
+      <w:r>
+        <w:t xml:space="preserve">the</w:t>
+      </w:r>
+      <w:r>
+        <w:t xml:space="preserve"> </w:t>
+      </w:r>
+      <w:r>
+        <w:t xml:space="preserve">410-million</w:t>
+      </w:r>
+      <w:r>
+        <w:t xml:space="preserve"> </w:t>
+      </w:r>
+      <w:r>
+        <w:t xml:space="preserve">figure</w:t>
+      </w:r>
+      <w:r>
+        <w:t xml:space="preserve"> </w:t>
+      </w:r>
+      <w:r>
+        <w:t xml:space="preserve">to</w:t>
+      </w:r>
+      <w:r>
+        <w:t xml:space="preserve"> </w:t>
+      </w:r>
+      <w:r>
+        <w:t xml:space="preserve">0.28,</w:t>
+      </w:r>
+      <w:r>
+        <w:t xml:space="preserve"> </w:t>
+      </w:r>
+      <w:r>
+        <w:t xml:space="preserve">still</w:t>
+      </w:r>
+      <w:r>
+        <w:t xml:space="preserve"> </w:t>
+      </w:r>
+      <w:r>
+        <w:t xml:space="preserve">above</w:t>
+      </w:r>
+      <w:r>
+        <w:t xml:space="preserve"> </w:t>
+      </w:r>
+      <w:r>
+        <w:t xml:space="preserve">the</w:t>
+      </w:r>
+      <w:r>
+        <w:t xml:space="preserve"> </w:t>
+      </w:r>
+      <w:r>
+        <w:t xml:space="preserve">break-even</w:t>
+      </w:r>
+      <w:r>
+        <w:t xml:space="preserve"> </w:t>
+      </w:r>
+      <w:r>
+        <w:t xml:space="preserve">of</w:t>
+      </w:r>
+      <w:r>
+        <w:t xml:space="preserve"> </w:t>
+      </w:r>
+      <w:r>
+        <w:t xml:space="preserve">0.21,</w:t>
       </w:r>
       <w:r>
         <w:t xml:space="preserve"> </w:t>
@@ -1671,37 +1809,37 @@
         <w:t xml:space="preserve"> </w:t>
       </w:r>
       <w:r>
-        <w:t xml:space="preserve">410</w:t>
-      </w:r>
-      <w:r>
-        <w:t xml:space="preserve"> </w:t>
-      </w:r>
-      <w:r>
-        <w:t xml:space="preserve">million</w:t>
-      </w:r>
-      <w:r>
-        <w:t xml:space="preserve"> </w:t>
-      </w:r>
-      <w:r>
-        <w:t xml:space="preserve">it</w:t>
-      </w:r>
-      <w:r>
-        <w:t xml:space="preserve"> </w:t>
-      </w:r>
-      <w:r>
-        <w:t xml:space="preserve">no</w:t>
-      </w:r>
-      <w:r>
-        <w:t xml:space="preserve"> </w:t>
-      </w:r>
-      <w:r>
-        <w:t xml:space="preserve">longer</w:t>
-      </w:r>
-      <w:r>
-        <w:t xml:space="preserve"> </w:t>
-      </w:r>
-      <w:r>
-        <w:t xml:space="preserve">pays.</w:t>
+        <w:t xml:space="preserve">that</w:t>
+      </w:r>
+      <w:r>
+        <w:t xml:space="preserve"> </w:t>
+      </w:r>
+      <w:r>
+        <w:t xml:space="preserve">size</w:t>
+      </w:r>
+      <w:r>
+        <w:t xml:space="preserve"> </w:t>
+      </w:r>
+      <w:r>
+        <w:t xml:space="preserve">ACT</w:t>
+      </w:r>
+      <w:r>
+        <w:t xml:space="preserve"> </w:t>
+      </w:r>
+      <w:r>
+        <w:t xml:space="preserve">does</w:t>
+      </w:r>
+      <w:r>
+        <w:t xml:space="preserve"> </w:t>
+      </w:r>
+      <w:r>
+        <w:t xml:space="preserve">not</w:t>
+      </w:r>
+      <w:r>
+        <w:t xml:space="preserve"> </w:t>
+      </w:r>
+      <w:r>
+        <w:t xml:space="preserve">pay.</w:t>
       </w:r>
       <w:r>
         <w:t xml:space="preserve"> </w:t>
@@ -2474,7 +2612,7 @@
         <w:t xml:space="preserve"> </w:t>
       </w:r>
       <w:r>
-        <w:t xml:space="preserve">cost-minimizing policy over a bounded range of adapter values. The gain also appears at 70 and 410 million parameters, but ACT’s compute time relative to retraining rises from 0.14 to 0.70 with model size in our implementation, so the same method stops paying at 410 million.</w:t>
+        <w:t xml:space="preserve">cost-minimizing policy over a bounded range of adapter values. The gain also appears at 70 and 410 million parameters. ACT’s compute time relative to retraining rose from 0.14 to 0.70 with model size in our first implementation, and a version that caches layer inputs and leaves the output unchanged lowers the 410-million figure to 0.28, which is still above the break-even of 0.21, so at that size ACT does not pay.</w:t>
       </w:r>
       <w:r>
         <w:t xml:space="preserve"> </w:t>
@@ -12671,7 +12809,7 @@
         </m:r>
       </m:oMath>
       <w:r>
-        <w:t xml:space="preserve">) and ACT is never the cost-minimizing policy.</w:t>
+        <w:t xml:space="preserve">) and ACT is never the cost-minimizing policy. A more efficient implementation, described below, lowers this cost ratio to 0.28 without changing the result, which is closer to the break-even but still above it.</w:t>
       </w:r>
     </w:p>
     <w:p>
@@ -14138,9 +14276,670 @@
         <w:pStyle w:val="BodyText"/>
       </w:pPr>
       <w:r>
-        <w:t xml:space="preserve">The effect is a property of our implementation rather than of the method. Caching the corrected hidden states from layer to layer would remove the repeated passes; we did not implement this, so we cannot say how much it would reduce the cost ratio. The result does show that a transfer method’s gain and its cost have to be measured at the scale at which it will be used. The 410-million run is a single upgrade with a single seed, and its drift (0.46) is lower than that of the 160-million run it is compared with (0.60).</w:t>
+        <w:t xml:space="preserve">The effect is a property of our implementation rather than of the method. We therefore implemented the obvious remedy: the inputs of each layer are cached, so that each layer is run once per model to collect statistics and once more through the corrected target model to produce the next layer’s input, which makes the number of layer passes grow linearly with depth. On the same trained adapters the cached version selects the same anchoring strength for every module and gives the same held-out NLL as the original, to the digits reported, and it is faster by 1.35, 1.62, and 2.37 times at 70, 160, and 410 million parameters, lowering the cost ratio from 0.16, 0.33, and 0.67 to 0.12, 0.21, and 0.28 (Table 8). The speed-up grows with model size, as the profile predicts. At 410 million parameters the cost ratio is still above the break-even of 0.21, so ACT does not pay there, but the gap is 0.07 rather than 0.46. We did not profile the cached version, so we cannot say what dominates its remaining cost.</w:t>
+      </w:r>
+      <w:r>
+        <w:t xml:space="preserve"> </w:t>
+      </w:r>
+      <w:r>
+        <w:t xml:space="preserve">The result also shows that a transfer method’s gain and its cost have to be measured at the scale at which it will be used. The 410-million run is a single upgrade with a single seed, and its drift (0.46) is lower than that of the 160-million run it is compared with (0.60).</w:t>
       </w:r>
     </w:p>
+    <w:p>
+      <w:pPr>
+        <w:pStyle w:val="TableCaption"/>
+      </w:pPr>
+      <w:r>
+        <w:t xml:space="preserve">Original and cached ACT on the same trained adapters (Pythia, step 73k to 143k; new runs, so recoveries differ slightly from Table 6).</w:t>
+      </w:r>
+      <w:r>
+        <w:t xml:space="preserve"> </w:t>
+      </w:r>
+      <m:oMath>
+        <m:r>
+          <m:t>Γ</m:t>
+        </m:r>
+      </m:oMath>
+      <w:r>
+        <w:t xml:space="preserve"> </w:t>
+      </w:r>
+      <w:r>
+        <w:t xml:space="preserve">and the ACT-optimal range use the cached cost ratio.</w:t>
+      </w:r>
+    </w:p>
+    <w:tbl>
+      <w:tblPr>
+        <w:tblStyle w:val="Table"/>
+        <w:tblW w:type="dxa" w:w="9360"/>
+        <w:tblLook w:firstRow="1" w:lastRow="0" w:firstColumn="0" w:lastColumn="0" w:noHBand="0" w:noVBand="0" w:val="0020"/>
+        <w:jc w:val="start"/>
+        <w:tblCaption w:val="Original and cached ACT on the same trained adapters (Pythia, step 73k to 143k; new runs, so recoveries differ slightly from Table 6). \Gamma and the ACT-optimal range use the cached cost ratio."/>
+        <w:tblLayout w:type="fixed"/>
+        <w:tblBorders>
+          <w:top w:val="single" w:sz="12" w:color="000000"/>
+          <w:bottom w:val="single" w:sz="12" w:color="000000"/>
+        </w:tblBorders>
+      </w:tblPr>
+      <w:tblGrid>
+        <w:gridCol w:w="3456"/>
+        <w:gridCol w:w="983"/>
+        <w:gridCol w:w="983"/>
+        <w:gridCol w:w="983"/>
+        <w:gridCol w:w="983"/>
+        <w:gridCol w:w="983"/>
+        <w:gridCol w:w="983"/>
+      </w:tblGrid>
+      <w:tr>
+        <w:trPr>
+          <w:tblHeader w:val="true"/>
+        </w:trPr>
+        <w:tc>
+          <w:tcPr>
+            <w:tcW w:type="dxa" w:w="3456"/>
+            <w:tcBorders>
+              <w:bottom w:val="single" w:sz="6" w:color="000000"/>
+            </w:tcBorders>
+          </w:tcPr>
+          <w:p>
+            <w:pPr>
+              <w:pStyle w:val="Compact"/>
+              <w:spacing w:line="240" w:lineRule="auto"/>
+              <w:jc w:val="left"/>
+            </w:pPr>
+            <w:r>
+              <w:rPr>
+                <w:rFonts w:ascii="Times New Roman" w:hAnsi="Times New Roman"/>
+                <w:sz w:val="20"/>
+              </w:rPr>
+              <w:t xml:space="preserve">Model</w:t>
+            </w:r>
+          </w:p>
+        </w:tc>
+        <w:tc>
+          <w:tcPr>
+            <w:tcW w:type="dxa" w:w="984"/>
+            <w:tcBorders>
+              <w:bottom w:val="single" w:sz="6" w:color="000000"/>
+            </w:tcBorders>
+          </w:tcPr>
+          <w:p>
+            <w:pPr>
+              <w:pStyle w:val="Compact"/>
+              <w:spacing w:line="240" w:lineRule="auto"/>
+              <w:jc w:val="center"/>
+            </w:pPr>
+            <w:r>
+              <w:rPr>
+                <w:rFonts w:ascii="Times New Roman" w:hAnsi="Times New Roman"/>
+                <w:sz w:val="20"/>
+              </w:rPr>
+              <w:t xml:space="preserve">R</w:t>
+            </w:r>
+            <w:r>
+              <w:rPr>
+                <w:rFonts w:ascii="Times New Roman" w:hAnsi="Times New Roman"/>
+                <w:sz w:val="20"/>
+                <w:vertAlign w:val="subscript"/>
+              </w:rPr>
+              <w:t xml:space="preserve">C</w:t>
+            </w:r>
+          </w:p>
+        </w:tc>
+        <w:tc>
+          <w:tcPr>
+            <w:tcW w:type="dxa" w:w="984"/>
+            <w:tcBorders>
+              <w:bottom w:val="single" w:sz="6" w:color="000000"/>
+            </w:tcBorders>
+          </w:tcPr>
+          <w:p>
+            <w:pPr>
+              <w:pStyle w:val="Compact"/>
+              <w:spacing w:line="240" w:lineRule="auto"/>
+              <w:jc w:val="center"/>
+            </w:pPr>
+            <w:r>
+              <w:rPr>
+                <w:rFonts w:ascii="Times New Roman" w:hAnsi="Times New Roman"/>
+                <w:sz w:val="20"/>
+              </w:rPr>
+              <w:t xml:space="preserve">R</w:t>
+            </w:r>
+            <w:r>
+              <w:rPr>
+                <w:rFonts w:ascii="Times New Roman" w:hAnsi="Times New Roman"/>
+                <w:sz w:val="20"/>
+                <w:vertAlign w:val="subscript"/>
+              </w:rPr>
+              <w:t xml:space="preserve">A</w:t>
+            </w:r>
+          </w:p>
+        </w:tc>
+        <w:tc>
+          <w:tcPr>
+            <w:tcW w:type="dxa" w:w="984"/>
+            <w:tcBorders>
+              <w:bottom w:val="single" w:sz="6" w:color="000000"/>
+            </w:tcBorders>
+          </w:tcPr>
+          <w:p>
+            <w:pPr>
+              <w:pStyle w:val="Compact"/>
+              <w:spacing w:line="240" w:lineRule="auto"/>
+              <w:jc w:val="center"/>
+            </w:pPr>
+            <w:r>
+              <w:rPr>
+                <w:rFonts w:ascii="Times New Roman" w:hAnsi="Times New Roman"/>
+                <w:sz w:val="20"/>
+              </w:rPr>
+              <w:t xml:space="preserve">ACT time (s), original / cached</w:t>
+            </w:r>
+          </w:p>
+        </w:tc>
+        <w:tc>
+          <w:tcPr>
+            <w:tcW w:type="dxa" w:w="984"/>
+            <w:tcBorders>
+              <w:bottom w:val="single" w:sz="6" w:color="000000"/>
+            </w:tcBorders>
+          </w:tcPr>
+          <w:p>
+            <w:pPr>
+              <w:pStyle w:val="Compact"/>
+              <w:spacing w:line="240" w:lineRule="auto"/>
+              <w:jc w:val="center"/>
+            </w:pPr>
+            <w:r>
+              <w:rPr>
+                <w:rFonts w:ascii="Times New Roman" w:hAnsi="Times New Roman"/>
+                <w:sz w:val="20"/>
+              </w:rPr>
+              <w:t xml:space="preserve">C</w:t>
+            </w:r>
+            <w:r>
+              <w:rPr>
+                <w:rFonts w:ascii="Times New Roman" w:hAnsi="Times New Roman"/>
+                <w:sz w:val="20"/>
+                <w:vertAlign w:val="subscript"/>
+              </w:rPr>
+              <w:t xml:space="preserve">A</w:t>
+            </w:r>
+            <w:r>
+              <w:rPr>
+                <w:rFonts w:ascii="Times New Roman" w:hAnsi="Times New Roman"/>
+                <w:sz w:val="20"/>
+              </w:rPr>
+              <w:t xml:space="preserve">/C</w:t>
+            </w:r>
+            <w:r>
+              <w:rPr>
+                <w:rFonts w:ascii="Times New Roman" w:hAnsi="Times New Roman"/>
+                <w:sz w:val="20"/>
+                <w:vertAlign w:val="subscript"/>
+              </w:rPr>
+              <w:t xml:space="preserve">N</w:t>
+            </w:r>
+            <w:r>
+              <w:rPr>
+                <w:rFonts w:ascii="Times New Roman" w:hAnsi="Times New Roman"/>
+                <w:sz w:val="20"/>
+              </w:rPr>
+              <w:t xml:space="preserve">, original / cached</w:t>
+            </w:r>
+          </w:p>
+        </w:tc>
+        <w:tc>
+          <w:tcPr>
+            <w:tcW w:type="dxa" w:w="984"/>
+            <w:tcBorders>
+              <w:bottom w:val="single" w:sz="6" w:color="000000"/>
+            </w:tcBorders>
+          </w:tcPr>
+          <w:p>
+            <w:pPr>
+              <w:pStyle w:val="Compact"/>
+              <w:spacing w:line="240" w:lineRule="auto"/>
+              <w:jc w:val="center"/>
+            </w:pPr>
+            <w:r>
+              <w:rPr>
+                <w:rFonts w:ascii="Times New Roman" w:hAnsi="Times New Roman"/>
+                <w:sz w:val="20"/>
+              </w:rPr>
+              <w:t xml:space="preserve">Γ</w:t>
+            </w:r>
+          </w:p>
+        </w:tc>
+        <w:tc>
+          <w:tcPr>
+            <w:tcW w:type="dxa" w:w="984"/>
+            <w:tcBorders>
+              <w:bottom w:val="single" w:sz="6" w:color="000000"/>
+            </w:tcBorders>
+          </w:tcPr>
+          <w:p>
+            <w:pPr>
+              <w:pStyle w:val="Compact"/>
+              <w:spacing w:line="240" w:lineRule="auto"/>
+              <w:jc w:val="center"/>
+            </w:pPr>
+            <w:r>
+              <w:rPr>
+                <w:rFonts w:ascii="Times New Roman" w:hAnsi="Times New Roman"/>
+                <w:sz w:val="20"/>
+              </w:rPr>
+              <w:t xml:space="preserve">ACT optimal for</w:t>
+            </w:r>
+          </w:p>
+        </w:tc>
+      </w:tr>
+      <w:tr>
+        <w:tc>
+          <w:tcPr>
+            <w:tcW w:type="dxa" w:w="3456"/>
+          </w:tcPr>
+          <w:p>
+            <w:pPr>
+              <w:pStyle w:val="Compact"/>
+              <w:spacing w:line="240" w:lineRule="auto"/>
+              <w:jc w:val="left"/>
+            </w:pPr>
+            <w:r>
+              <w:rPr>
+                <w:rFonts w:ascii="Times New Roman" w:hAnsi="Times New Roman"/>
+                <w:sz w:val="20"/>
+              </w:rPr>
+              <w:t xml:space="preserve">70M</w:t>
+            </w:r>
+          </w:p>
+        </w:tc>
+        <w:tc>
+          <w:tcPr>
+            <w:tcW w:type="dxa" w:w="984"/>
+          </w:tcPr>
+          <w:p>
+            <w:pPr>
+              <w:pStyle w:val="Compact"/>
+              <w:spacing w:line="240" w:lineRule="auto"/>
+              <w:jc w:val="center"/>
+            </w:pPr>
+            <w:r>
+              <w:rPr>
+                <w:rFonts w:ascii="Times New Roman" w:hAnsi="Times New Roman"/>
+                <w:sz w:val="20"/>
+              </w:rPr>
+              <w:t xml:space="preserve">0.645</w:t>
+            </w:r>
+          </w:p>
+        </w:tc>
+        <w:tc>
+          <w:tcPr>
+            <w:tcW w:type="dxa" w:w="984"/>
+          </w:tcPr>
+          <w:p>
+            <w:pPr>
+              <w:pStyle w:val="Compact"/>
+              <w:spacing w:line="240" w:lineRule="auto"/>
+              <w:jc w:val="center"/>
+            </w:pPr>
+            <w:r>
+              <w:rPr>
+                <w:rFonts w:ascii="Times New Roman" w:hAnsi="Times New Roman"/>
+                <w:sz w:val="20"/>
+              </w:rPr>
+              <w:t xml:space="preserve">0.809</w:t>
+            </w:r>
+          </w:p>
+        </w:tc>
+        <w:tc>
+          <w:tcPr>
+            <w:tcW w:type="dxa" w:w="984"/>
+          </w:tcPr>
+          <w:p>
+            <w:pPr>
+              <w:pStyle w:val="Compact"/>
+              <w:spacing w:line="240" w:lineRule="auto"/>
+              <w:jc w:val="center"/>
+            </w:pPr>
+            <w:r>
+              <w:rPr>
+                <w:rFonts w:ascii="Times New Roman" w:hAnsi="Times New Roman"/>
+                <w:sz w:val="20"/>
+              </w:rPr>
+              <w:t xml:space="preserve">32 / 23</w:t>
+            </w:r>
+          </w:p>
+        </w:tc>
+        <w:tc>
+          <w:tcPr>
+            <w:tcW w:type="dxa" w:w="984"/>
+          </w:tcPr>
+          <w:p>
+            <w:pPr>
+              <w:pStyle w:val="Compact"/>
+              <w:spacing w:line="240" w:lineRule="auto"/>
+              <w:jc w:val="center"/>
+            </w:pPr>
+            <w:r>
+              <w:rPr>
+                <w:rFonts w:ascii="Times New Roman" w:hAnsi="Times New Roman"/>
+                <w:sz w:val="20"/>
+              </w:rPr>
+              <w:t xml:space="preserve">0.16 / 0.12</w:t>
+            </w:r>
+          </w:p>
+        </w:tc>
+        <w:tc>
+          <w:tcPr>
+            <w:tcW w:type="dxa" w:w="984"/>
+          </w:tcPr>
+          <w:p>
+            <w:pPr>
+              <w:pStyle w:val="Compact"/>
+              <w:spacing w:line="240" w:lineRule="auto"/>
+              <w:jc w:val="center"/>
+            </w:pPr>
+            <w:r>
+              <w:rPr>
+                <w:rFonts w:ascii="Times New Roman" w:hAnsi="Times New Roman"/>
+                <w:sz w:val="20"/>
+              </w:rPr>
+              <w:t xml:space="preserve">0.38</w:t>
+            </w:r>
+          </w:p>
+        </w:tc>
+        <w:tc>
+          <w:tcPr>
+            <w:tcW w:type="dxa" w:w="984"/>
+          </w:tcPr>
+          <w:p>
+            <w:pPr>
+              <w:pStyle w:val="Compact"/>
+              <w:spacing w:line="240" w:lineRule="auto"/>
+              <w:jc w:val="center"/>
+            </w:pPr>
+            <w:r>
+              <w:rPr>
+                <w:rFonts w:ascii="Times New Roman" w:hAnsi="Times New Roman"/>
+                <w:sz w:val="20"/>
+              </w:rPr>
+              <w:t xml:space="preserve">[1.4, 9.6)</w:t>
+            </w:r>
+          </w:p>
+        </w:tc>
+      </w:tr>
+      <w:tr>
+        <w:tc>
+          <w:tcPr>
+            <w:tcW w:type="dxa" w:w="3456"/>
+          </w:tcPr>
+          <w:p>
+            <w:pPr>
+              <w:pStyle w:val="Compact"/>
+              <w:spacing w:line="240" w:lineRule="auto"/>
+              <w:jc w:val="left"/>
+            </w:pPr>
+            <w:r>
+              <w:rPr>
+                <w:rFonts w:ascii="Times New Roman" w:hAnsi="Times New Roman"/>
+                <w:sz w:val="20"/>
+              </w:rPr>
+              <w:t xml:space="preserve">160M</w:t>
+            </w:r>
+          </w:p>
+        </w:tc>
+        <w:tc>
+          <w:tcPr>
+            <w:tcW w:type="dxa" w:w="984"/>
+          </w:tcPr>
+          <w:p>
+            <w:pPr>
+              <w:pStyle w:val="Compact"/>
+              <w:spacing w:line="240" w:lineRule="auto"/>
+              <w:jc w:val="center"/>
+            </w:pPr>
+            <w:r>
+              <w:rPr>
+                <w:rFonts w:ascii="Times New Roman" w:hAnsi="Times New Roman"/>
+                <w:sz w:val="20"/>
+              </w:rPr>
+              <w:t xml:space="preserve">0.390</w:t>
+            </w:r>
+          </w:p>
+        </w:tc>
+        <w:tc>
+          <w:tcPr>
+            <w:tcW w:type="dxa" w:w="984"/>
+          </w:tcPr>
+          <w:p>
+            <w:pPr>
+              <w:pStyle w:val="Compact"/>
+              <w:spacing w:line="240" w:lineRule="auto"/>
+              <w:jc w:val="center"/>
+            </w:pPr>
+            <w:r>
+              <w:rPr>
+                <w:rFonts w:ascii="Times New Roman" w:hAnsi="Times New Roman"/>
+                <w:sz w:val="20"/>
+              </w:rPr>
+              <w:t xml:space="preserve">0.768</w:t>
+            </w:r>
+          </w:p>
+        </w:tc>
+        <w:tc>
+          <w:tcPr>
+            <w:tcW w:type="dxa" w:w="984"/>
+          </w:tcPr>
+          <w:p>
+            <w:pPr>
+              <w:pStyle w:val="Compact"/>
+              <w:spacing w:line="240" w:lineRule="auto"/>
+              <w:jc w:val="center"/>
+            </w:pPr>
+            <w:r>
+              <w:rPr>
+                <w:rFonts w:ascii="Times New Roman" w:hAnsi="Times New Roman"/>
+                <w:sz w:val="20"/>
+              </w:rPr>
+              <w:t xml:space="preserve">151 / 94</w:t>
+            </w:r>
+          </w:p>
+        </w:tc>
+        <w:tc>
+          <w:tcPr>
+            <w:tcW w:type="dxa" w:w="984"/>
+          </w:tcPr>
+          <w:p>
+            <w:pPr>
+              <w:pStyle w:val="Compact"/>
+              <w:spacing w:line="240" w:lineRule="auto"/>
+              <w:jc w:val="center"/>
+            </w:pPr>
+            <w:r>
+              <w:rPr>
+                <w:rFonts w:ascii="Times New Roman" w:hAnsi="Times New Roman"/>
+                <w:sz w:val="20"/>
+              </w:rPr>
+              <w:t xml:space="preserve">0.33 / 0.21</w:t>
+            </w:r>
+          </w:p>
+        </w:tc>
+        <w:tc>
+          <w:tcPr>
+            <w:tcW w:type="dxa" w:w="984"/>
+          </w:tcPr>
+          <w:p>
+            <w:pPr>
+              <w:pStyle w:val="Compact"/>
+              <w:spacing w:line="240" w:lineRule="auto"/>
+              <w:jc w:val="center"/>
+            </w:pPr>
+            <w:r>
+              <w:rPr>
+                <w:rFonts w:ascii="Times New Roman" w:hAnsi="Times New Roman"/>
+                <w:sz w:val="20"/>
+              </w:rPr>
+              <w:t xml:space="preserve">0.54</w:t>
+            </w:r>
+          </w:p>
+        </w:tc>
+        <w:tc>
+          <w:tcPr>
+            <w:tcW w:type="dxa" w:w="984"/>
+          </w:tcPr>
+          <w:p>
+            <w:pPr>
+              <w:pStyle w:val="Compact"/>
+              <w:spacing w:line="240" w:lineRule="auto"/>
+              <w:jc w:val="center"/>
+            </w:pPr>
+            <w:r>
+              <w:rPr>
+                <w:rFonts w:ascii="Times New Roman" w:hAnsi="Times New Roman"/>
+                <w:sz w:val="20"/>
+              </w:rPr>
+              <w:t xml:space="preserve">[1.0, 6.9)</w:t>
+            </w:r>
+          </w:p>
+        </w:tc>
+      </w:tr>
+      <w:tr>
+        <w:tc>
+          <w:tcPr>
+            <w:tcW w:type="dxa" w:w="3456"/>
+          </w:tcPr>
+          <w:p>
+            <w:pPr>
+              <w:pStyle w:val="Compact"/>
+              <w:spacing w:line="240" w:lineRule="auto"/>
+              <w:jc w:val="left"/>
+            </w:pPr>
+            <w:r>
+              <w:rPr>
+                <w:rFonts w:ascii="Times New Roman" w:hAnsi="Times New Roman"/>
+                <w:sz w:val="20"/>
+              </w:rPr>
+              <w:t xml:space="preserve">410M</w:t>
+            </w:r>
+          </w:p>
+        </w:tc>
+        <w:tc>
+          <w:tcPr>
+            <w:tcW w:type="dxa" w:w="984"/>
+          </w:tcPr>
+          <w:p>
+            <w:pPr>
+              <w:pStyle w:val="Compact"/>
+              <w:spacing w:line="240" w:lineRule="auto"/>
+              <w:jc w:val="center"/>
+            </w:pPr>
+            <w:r>
+              <w:rPr>
+                <w:rFonts w:ascii="Times New Roman" w:hAnsi="Times New Roman"/>
+                <w:sz w:val="20"/>
+              </w:rPr>
+              <w:t xml:space="preserve">0.492</w:t>
+            </w:r>
+          </w:p>
+        </w:tc>
+        <w:tc>
+          <w:tcPr>
+            <w:tcW w:type="dxa" w:w="984"/>
+          </w:tcPr>
+          <w:p>
+            <w:pPr>
+              <w:pStyle w:val="Compact"/>
+              <w:spacing w:line="240" w:lineRule="auto"/>
+              <w:jc w:val="center"/>
+            </w:pPr>
+            <w:r>
+              <w:rPr>
+                <w:rFonts w:ascii="Times New Roman" w:hAnsi="Times New Roman"/>
+                <w:sz w:val="20"/>
+              </w:rPr>
+              <w:t xml:space="preserve">0.637</w:t>
+            </w:r>
+          </w:p>
+        </w:tc>
+        <w:tc>
+          <w:tcPr>
+            <w:tcW w:type="dxa" w:w="984"/>
+          </w:tcPr>
+          <w:p>
+            <w:pPr>
+              <w:pStyle w:val="Compact"/>
+              <w:spacing w:line="240" w:lineRule="auto"/>
+              <w:jc w:val="center"/>
+            </w:pPr>
+            <w:r>
+              <w:rPr>
+                <w:rFonts w:ascii="Times New Roman" w:hAnsi="Times New Roman"/>
+                <w:sz w:val="20"/>
+              </w:rPr>
+              <w:t xml:space="preserve">763 / 322</w:t>
+            </w:r>
+          </w:p>
+        </w:tc>
+        <w:tc>
+          <w:tcPr>
+            <w:tcW w:type="dxa" w:w="984"/>
+          </w:tcPr>
+          <w:p>
+            <w:pPr>
+              <w:pStyle w:val="Compact"/>
+              <w:spacing w:line="240" w:lineRule="auto"/>
+              <w:jc w:val="center"/>
+            </w:pPr>
+            <w:r>
+              <w:rPr>
+                <w:rFonts w:ascii="Times New Roman" w:hAnsi="Times New Roman"/>
+                <w:sz w:val="20"/>
+              </w:rPr>
+              <w:t xml:space="preserve">0.67 / 0.28</w:t>
+            </w:r>
+          </w:p>
+        </w:tc>
+        <w:tc>
+          <w:tcPr>
+            <w:tcW w:type="dxa" w:w="984"/>
+          </w:tcPr>
+          <w:p>
+            <w:pPr>
+              <w:pStyle w:val="Compact"/>
+              <w:spacing w:line="240" w:lineRule="auto"/>
+              <w:jc w:val="center"/>
+            </w:pPr>
+            <w:r>
+              <w:rPr>
+                <w:rFonts w:ascii="Times New Roman" w:hAnsi="Times New Roman"/>
+                <w:sz w:val="20"/>
+              </w:rPr>
+              <w:t xml:space="preserve">0.21</w:t>
+            </w:r>
+          </w:p>
+        </w:tc>
+        <w:tc>
+          <w:tcPr>
+            <w:tcW w:type="dxa" w:w="984"/>
+          </w:tcPr>
+          <w:p>
+            <w:pPr>
+              <w:pStyle w:val="Compact"/>
+              <w:spacing w:line="240" w:lineRule="auto"/>
+              <w:jc w:val="center"/>
+            </w:pPr>
+            <w:r>
+              <w:rPr>
+                <w:rFonts w:ascii="Times New Roman" w:hAnsi="Times New Roman"/>
+                <w:sz w:val="20"/>
+              </w:rPr>
+              <w:t xml:space="preserve">never</w:t>
+            </w:r>
+          </w:p>
+        </w:tc>
+      </w:tr>
+    </w:tbl>
     <w:bookmarkEnd w:id="26"/>
     <w:bookmarkStart w:id="27" w:name="where-does-act-help"/>
     <w:p>
@@ -14962,7 +15761,7 @@
         <w:pStyle w:val="BodyText"/>
       </w:pPr>
       <w:r>
-        <w:t xml:space="preserve">In simulation ACT keeps a gain of 0.05 to 0.33 under both upgrade types and every task overlap (Table 8), so neither the upgrade type nor the task mismatch explains the exception. Calibrating on prompt and answer tokens leaves ACT level with copy on the smallest Pythia upgrade (</w:t>
+        <w:t xml:space="preserve">In simulation ACT keeps a gain of 0.05 to 0.33 under both upgrade types and every task overlap (Table 9), so neither the upgrade type nor the task mismatch explains the exception. Calibrating on prompt and answer tokens leaves ACT level with copy on the smallest Pythia upgrade (</w:t>
       </w:r>
       <m:oMath>
         <m:sSub>
@@ -16939,7 +17738,7 @@
         <w:t xml:space="preserve"> </w:t>
       </w:r>
       <w:r>
-        <w:t xml:space="preserve">is task-specific: the same upgrade can leave a summarization adapter nearly intact and a reasoning adapter badly degraded, so the measurement in step 1 should be repeated for each adapter that matters. Finally, a transfer method’s cost ratio depends on model scale and implementation (in our runs ACT’s rose from 0.14 to 0.70 between 70 and 410 million parameters), so</w:t>
+        <w:t xml:space="preserve">is task-specific: the same upgrade can leave a summarization adapter nearly intact and a reasoning adapter badly degraded, so the measurement in step 1 should be repeated for each adapter that matters. Finally, a transfer method’s cost ratio depends on model scale and implementation (in our first implementation ACT’s rose from 0.14 to 0.70 between 70 and 410 million parameters, and with cached layer inputs from 0.12 to 0.28), so</w:t>
       </w:r>
       <w:r>
         <w:t xml:space="preserve"> </w:t>
@@ -16986,7 +17785,7 @@
         <w:t xml:space="preserve"> </w:t>
       </w:r>
       <w:r>
-        <w:t xml:space="preserve">Our measurements suggest a practical default that depends on the size of the upgrade: when the model moved little, copying the old adapter restores most of the retraining benefit, the retraining threshold is high, and a transfer method must beat copying by only a few points, but at a cost it rarely does; when the model moved a lot, copying collapses, and a cheap closed-form transfer such as ACT can be the cheapest policy over a middle range of adapter values, although in our series its gain covered its cost only at the largest upgrade, and at 410 million parameters, where its compute cost relative to retraining rose to 0.70, not even there.</w:t>
+        <w:t xml:space="preserve">Our measurements suggest a practical default that depends on the size of the upgrade: when the model moved little, copying the old adapter restores most of the retraining benefit, the retraining threshold is high, and a transfer method must beat copying by only a few points, but at a cost it rarely does; when the model moved a lot, copying collapses, and a cheap closed-form transfer such as ACT can be the cheapest policy over a middle range of adapter values, although in our series its gain covered its cost only at the largest upgrade, and at 410 million parameters, where its compute cost relative to retraining was 0.70 (0.28 with cached layer inputs, still above its break-even of 0.21), not even there.</w:t>
       </w:r>
       <w:r>
         <w:t xml:space="preserve"> </w:t>
@@ -17076,7 +17875,7 @@
         <w:t xml:space="preserve"> </w:t>
       </w:r>
       <w:r>
-        <w:t xml:space="preserve">Third, the instruction-tuned pair is an unexplained exception, and we cannot say whether it reflects the upgrade type, the model scale, or something else. ACT’s relative compute cost rises with model size mainly because of repeated forward passes in our implementation (Section 7); we did not test whether caching removes the effect. Fourth, ACT’s gain rises steadily with upgrade size, but it covers ACT’s measured cost only at the largest upgrade, with the next largest narrowly short; the boundary lies between drifts of 0.56 and 0.60 for this implementation and cost, and it would move with a cheaper or better method. Fifth, value follows a stylized diffusion, and recovery is treated as known at the start of an epoch, whereas in</w:t>
+        <w:t xml:space="preserve">Third, the instruction-tuned pair is an unexplained exception, and we cannot say whether it reflects the upgrade type, the model scale, or something else. ACT’s relative compute cost rises with model size, mainly because of repeated forward passes in our first implementation; caching layer inputs reduces the rise (0.12, 0.21, and 0.28 at 70, 160, and 410 million parameters) but does not remove it (Section 7). Fourth, ACT’s gain rises steadily with upgrade size, but it covers ACT’s measured cost only at the largest upgrade, with the next largest narrowly short; the boundary lies between drifts of 0.56 and 0.60 for this implementation and cost, and it would move with a cheaper or better method. Fifth, value follows a stylized diffusion, and recovery is treated as known at the start of an epoch, whereas in</w:t>
       </w:r>
       <w:r>
         <w:t xml:space="preserve"> </w:t>
